--- a/项目素材文件/完整普鲁士策划案/ThroneReforge普鲁士路线大纲.docx
+++ b/项目素材文件/完整普鲁士策划案/ThroneReforge普鲁士路线大纲.docx
@@ -2812,7 +2812,6 @@
         <w:pStyle w:val="a9"/>
         <w:ind w:left="804"/>
         <w:rPr>
-          <w:rFonts w:hint="eastAsia"/>
           <w:b/>
           <w:bCs/>
           <w:color w:val="3B3838" w:themeColor="background2" w:themeShade="40"/>
@@ -3317,7 +3316,6 @@
         <w:pStyle w:val="a9"/>
         <w:ind w:left="360"/>
         <w:rPr>
-          <w:rFonts w:hint="eastAsia"/>
           <w:b/>
           <w:bCs/>
           <w:color w:val="000000" w:themeColor="text1"/>
@@ -3386,7 +3384,7 @@
           <w:color w:val="000000" w:themeColor="text1"/>
           <w:szCs w:val="22"/>
         </w:rPr>
-        <w:t>1936年7月前：与治理经济危机。</w:t>
+        <w:t>1936年7月前：治理经济危机。</w:t>
       </w:r>
     </w:p>
     <w:p>
@@ -3418,7 +3416,6 @@
         <w:pStyle w:val="a9"/>
         <w:ind w:left="360"/>
         <w:rPr>
-          <w:rFonts w:hint="eastAsia"/>
           <w:b/>
           <w:bCs/>
           <w:color w:val="000000" w:themeColor="text1"/>
@@ -3456,7 +3453,7 @@
           <w:color w:val="000000" w:themeColor="text1"/>
           <w:szCs w:val="22"/>
         </w:rPr>
-        <w:t>1936年7月后：治理内政与工业扩张（接经济危机国策树，军工业为主）</w:t>
+        <w:t>1936年7月后：治理内政与工业扩张（接经济危机国策树，军工为主）</w:t>
       </w:r>
     </w:p>
     <w:p>
@@ -3464,7 +3461,6 @@
         <w:pStyle w:val="a9"/>
         <w:ind w:left="360"/>
         <w:rPr>
-          <w:rFonts w:hint="eastAsia"/>
           <w:b/>
           <w:bCs/>
           <w:color w:val="000000" w:themeColor="text1"/>
@@ -3479,7 +3475,50 @@
           <w:color w:val="000000" w:themeColor="text1"/>
           <w:szCs w:val="22"/>
         </w:rPr>
-        <w:t>1938年：着手对外扩张统一北德意志（德意志权力平衡系统）</w:t>
+        <w:t>193</w:t>
+      </w:r>
+      <w:r>
+        <w:rPr>
+          <w:rFonts w:hint="eastAsia"/>
+          <w:b/>
+          <w:bCs/>
+          <w:color w:val="000000" w:themeColor="text1"/>
+          <w:szCs w:val="22"/>
+        </w:rPr>
+        <w:t>7</w:t>
+      </w:r>
+      <w:r>
+        <w:rPr>
+          <w:rFonts w:hint="eastAsia"/>
+          <w:b/>
+          <w:bCs/>
+          <w:color w:val="000000" w:themeColor="text1"/>
+          <w:szCs w:val="22"/>
+        </w:rPr>
+        <w:t>年：着手对外扩张统一北德意志（德意志权力平衡系统）</w:t>
+      </w:r>
+    </w:p>
+    <w:p>
+      <w:pPr>
+        <w:pStyle w:val="a9"/>
+        <w:ind w:left="360"/>
+        <w:rPr>
+          <w:rFonts w:hint="eastAsia"/>
+          <w:b/>
+          <w:bCs/>
+          <w:color w:val="000000" w:themeColor="text1"/>
+          <w:szCs w:val="22"/>
+        </w:rPr>
+      </w:pPr>
+      <w:r>
+        <w:rPr>
+          <w:rFonts w:hint="eastAsia"/>
+          <w:b/>
+          <w:bCs/>
+          <w:color w:val="000000" w:themeColor="text1"/>
+          <w:szCs w:val="22"/>
+        </w:rPr>
+        <w:t>1937年末：基本统一北德意志</w:t>
       </w:r>
     </w:p>
     <w:sectPr>

--- a/项目素材文件/完整普鲁士策划案/ThroneReforge普鲁士路线大纲.docx
+++ b/项目素材文件/完整普鲁士策划案/ThroneReforge普鲁士路线大纲.docx
@@ -3503,7 +3503,6 @@
         <w:pStyle w:val="a9"/>
         <w:ind w:left="360"/>
         <w:rPr>
-          <w:rFonts w:hint="eastAsia"/>
           <w:b/>
           <w:bCs/>
           <w:color w:val="000000" w:themeColor="text1"/>
@@ -3519,6 +3518,49 @@
           <w:szCs w:val="22"/>
         </w:rPr>
         <w:t>1937年末：基本统一北德意志</w:t>
+      </w:r>
+    </w:p>
+    <w:p>
+      <w:pPr>
+        <w:pStyle w:val="a9"/>
+        <w:ind w:left="360"/>
+        <w:rPr>
+          <w:rFonts w:hint="eastAsia"/>
+          <w:b/>
+          <w:bCs/>
+          <w:color w:val="000000" w:themeColor="text1"/>
+          <w:szCs w:val="22"/>
+        </w:rPr>
+      </w:pPr>
+      <w:r>
+        <w:rPr>
+          <w:rFonts w:hint="eastAsia"/>
+          <w:b/>
+          <w:bCs/>
+          <w:color w:val="000000" w:themeColor="text1"/>
+          <w:szCs w:val="22"/>
+        </w:rPr>
+        <w:t>1938年</w:t>
+      </w:r>
+      <w:r>
+        <w:rPr>
+          <w:rFonts w:hint="eastAsia"/>
+          <w:b/>
+          <w:bCs/>
+          <w:color w:val="000000" w:themeColor="text1"/>
+          <w:szCs w:val="22"/>
+        </w:rPr>
+        <w:t>3月</w:t>
+      </w:r>
+      <w:r>
+        <w:rPr>
+          <w:rFonts w:hint="eastAsia"/>
+          <w:b/>
+          <w:bCs/>
+          <w:color w:val="000000" w:themeColor="text1"/>
+          <w:szCs w:val="22"/>
+        </w:rPr>
+        <w:t>：对法作战，收复莱茵地区</w:t>
       </w:r>
     </w:p>
     <w:sectPr>

--- a/项目素材文件/完整普鲁士策划案/ThroneReforge普鲁士路线大纲.docx
+++ b/项目素材文件/完整普鲁士策划案/ThroneReforge普鲁士路线大纲.docx
@@ -3106,7 +3106,17 @@
           <w:color w:val="000000" w:themeColor="text1"/>
           <w:szCs w:val="22"/>
         </w:rPr>
-        <w:t>，pp+5%</w:t>
+        <w:t>，pp+</w:t>
+      </w:r>
+      <w:r>
+        <w:rPr>
+          <w:rFonts w:hint="eastAsia"/>
+          <w:b/>
+          <w:bCs/>
+          <w:color w:val="000000" w:themeColor="text1"/>
+          <w:szCs w:val="22"/>
+        </w:rPr>
+        <w:t>0.1</w:t>
       </w:r>
     </w:p>
     <w:p>
@@ -3241,6 +3251,16 @@
           <w:color w:val="000000" w:themeColor="text1"/>
           <w:szCs w:val="22"/>
         </w:rPr>
+        <w:t>翼</w:t>
+      </w:r>
+      <w:r>
+        <w:rPr>
+          <w:rFonts w:hint="eastAsia"/>
+          <w:b/>
+          <w:bCs/>
+          <w:color w:val="000000" w:themeColor="text1"/>
+          <w:szCs w:val="22"/>
+        </w:rPr>
         <w:t>威胁：-20%共产，工团，无政府主义</w:t>
       </w:r>
       <w:r>
@@ -3272,6 +3292,16 @@
           <w:szCs w:val="22"/>
         </w:rPr>
         <w:t>。</w:t>
+      </w:r>
+      <w:r>
+        <w:rPr>
+          <w:rFonts w:hint="eastAsia"/>
+          <w:b/>
+          <w:bCs/>
+          <w:color w:val="000000" w:themeColor="text1"/>
+          <w:szCs w:val="22"/>
+        </w:rPr>
+        <w:t>稳定度-0.5</w:t>
       </w:r>
     </w:p>
     <w:p>
@@ -3296,7 +3326,87 @@
           <w:color w:val="000000" w:themeColor="text1"/>
           <w:szCs w:val="22"/>
         </w:rPr>
-        <w:t>原材料稀缺：贸易接纳度+10%，生活消费品+15%。</w:t>
+        <w:t>工业</w:t>
+      </w:r>
+      <w:r>
+        <w:rPr>
+          <w:rFonts w:hint="eastAsia"/>
+          <w:b/>
+          <w:bCs/>
+          <w:color w:val="000000" w:themeColor="text1"/>
+          <w:szCs w:val="22"/>
+        </w:rPr>
+        <w:t>原料</w:t>
+      </w:r>
+      <w:r>
+        <w:rPr>
+          <w:rFonts w:hint="eastAsia"/>
+          <w:b/>
+          <w:bCs/>
+          <w:color w:val="000000" w:themeColor="text1"/>
+          <w:szCs w:val="22"/>
+        </w:rPr>
+        <w:t>短</w:t>
+      </w:r>
+      <w:r>
+        <w:rPr>
+          <w:rFonts w:hint="eastAsia"/>
+          <w:b/>
+          <w:bCs/>
+          <w:color w:val="000000" w:themeColor="text1"/>
+          <w:szCs w:val="22"/>
+        </w:rPr>
+        <w:t>缺：贸易</w:t>
+      </w:r>
+      <w:r>
+        <w:rPr>
+          <w:rFonts w:hint="eastAsia"/>
+          <w:b/>
+          <w:bCs/>
+          <w:color w:val="000000" w:themeColor="text1"/>
+          <w:szCs w:val="22"/>
+        </w:rPr>
+        <w:t>影响力</w:t>
+      </w:r>
+      <w:r>
+        <w:rPr>
+          <w:rFonts w:hint="eastAsia"/>
+          <w:b/>
+          <w:bCs/>
+          <w:color w:val="000000" w:themeColor="text1"/>
+          <w:szCs w:val="22"/>
+        </w:rPr>
+        <w:t>+</w:t>
+      </w:r>
+      <w:r>
+        <w:rPr>
+          <w:rFonts w:hint="eastAsia"/>
+          <w:b/>
+          <w:bCs/>
+          <w:color w:val="000000" w:themeColor="text1"/>
+          <w:szCs w:val="22"/>
+        </w:rPr>
+        <w:t>2</w:t>
+      </w:r>
+      <w:r>
+        <w:rPr>
+          <w:rFonts w:hint="eastAsia"/>
+          <w:b/>
+          <w:bCs/>
+          <w:color w:val="000000" w:themeColor="text1"/>
+          <w:szCs w:val="22"/>
+        </w:rPr>
+        <w:t>0%，生活消费品+15%</w:t>
+      </w:r>
+      <w:r>
+        <w:rPr>
+          <w:rFonts w:hint="eastAsia"/>
+          <w:b/>
+          <w:bCs/>
+          <w:color w:val="000000" w:themeColor="text1"/>
+          <w:szCs w:val="22"/>
+        </w:rPr>
+        <w:t>，贸易法案花费-0.1</w:t>
       </w:r>
     </w:p>
     <w:p>
@@ -3525,7 +3635,6 @@
         <w:pStyle w:val="a9"/>
         <w:ind w:left="360"/>
         <w:rPr>
-          <w:rFonts w:hint="eastAsia"/>
           <w:b/>
           <w:bCs/>
           <w:color w:val="000000" w:themeColor="text1"/>
